--- a/政達搭排案/11應檢附文件_政達二廠_1150902修正.docx
+++ b/政達搭排案/11應檢附文件_政達二廠_1150902修正.docx
@@ -718,7 +718,7 @@
                       <w:sz w:val="14"/>
                       <w:szCs w:val="14"/>
                     </w:rPr>
-                    <w:t xml:space="preserve">請依身分證填寫</w:t>
+                    <w:t xml:space="preserve">宜蘭縣冬山鄉梅林路571之1號</w:t>
                   </w:r>
                 </w:p>
               </w:txbxContent>

--- a/政達搭排案/11應檢附文件_政達二廠_1150902修正.docx
+++ b/政達搭排案/11應檢附文件_政達二廠_1150902修正.docx
@@ -215,8 +215,8 @@
                     <w:rPr>
                       <w:rFonts w:ascii="DFKai-SB" w:hAnsi="DFKai-SB" w:eastAsia="DFKai-SB"/>
                       <w:color w:val="000000"/>
-                      <w:sz w:val="16"/>
-                      <w:szCs w:val="16"/>
+                      <w:sz w:val="20"/>
+                      <w:szCs w:val="20"/>
                     </w:rPr>
                     <w:t xml:space="preserve">政達木業有限公司</w:t>
                   </w:r>
@@ -240,8 +240,8 @@
                     <w:rPr>
                       <w:rFonts w:ascii="DFKai-SB" w:hAnsi="DFKai-SB" w:eastAsia="DFKai-SB"/>
                       <w:color w:val="000000"/>
-                      <w:sz w:val="14"/>
-                      <w:szCs w:val="14"/>
+                      <w:sz w:val="20"/>
+                      <w:szCs w:val="20"/>
                     </w:rPr>
                     <w:t xml:space="preserve">生活污水搭排管線及介入口設置</w:t>
                   </w:r>
@@ -265,8 +265,8 @@
                     <w:rPr>
                       <w:rFonts w:ascii="DFKai-SB" w:hAnsi="DFKai-SB" w:eastAsia="DFKai-SB"/>
                       <w:color w:val="000000"/>
-                      <w:sz w:val="17"/>
-                      <w:szCs w:val="17"/>
+                      <w:sz w:val="24"/>
+                      <w:szCs w:val="24"/>
                     </w:rPr>
                     <w:t xml:space="preserve">115</w:t>
                   </w:r>
@@ -290,8 +290,8 @@
                     <w:rPr>
                       <w:rFonts w:ascii="DFKai-SB" w:hAnsi="DFKai-SB" w:eastAsia="DFKai-SB"/>
                       <w:color w:val="000000"/>
-                      <w:sz w:val="17"/>
-                      <w:szCs w:val="17"/>
+                      <w:sz w:val="24"/>
+                      <w:szCs w:val="24"/>
                     </w:rPr>
                     <w:t xml:space="preserve">120</w:t>
                   </w:r>
@@ -315,8 +315,8 @@
                     <w:rPr>
                       <w:rFonts w:ascii="DFKai-SB" w:hAnsi="DFKai-SB" w:eastAsia="DFKai-SB"/>
                       <w:color w:val="000000"/>
-                      <w:sz w:val="17"/>
-                      <w:szCs w:val="17"/>
+                      <w:sz w:val="24"/>
+                      <w:szCs w:val="24"/>
                     </w:rPr>
                     <w:t xml:space="preserve">5</w:t>
                   </w:r>
@@ -340,8 +340,8 @@
                     <w:rPr>
                       <w:rFonts w:ascii="DFKai-SB" w:hAnsi="DFKai-SB" w:eastAsia="DFKai-SB"/>
                       <w:color w:val="000000"/>
-                      <w:sz w:val="17"/>
-                      <w:szCs w:val="17"/>
+                      <w:sz w:val="20"/>
+                      <w:szCs w:val="20"/>
                     </w:rPr>
                     <w:t xml:space="preserve">陳文政</w:t>
                   </w:r>
@@ -365,8 +365,8 @@
                     <w:rPr>
                       <w:rFonts w:ascii="DFKai-SB" w:hAnsi="DFKai-SB" w:eastAsia="DFKai-SB"/>
                       <w:color w:val="000000"/>
-                      <w:sz w:val="16"/>
-                      <w:szCs w:val="16"/>
+                      <w:sz w:val="24"/>
+                      <w:szCs w:val="24"/>
                     </w:rPr>
                     <w:t xml:space="preserve">冬山鄉</w:t>
                   </w:r>
@@ -390,8 +390,8 @@
                     <w:rPr>
                       <w:rFonts w:ascii="DFKai-SB" w:hAnsi="DFKai-SB" w:eastAsia="DFKai-SB"/>
                       <w:color w:val="000000"/>
-                      <w:sz w:val="16"/>
-                      <w:szCs w:val="16"/>
+                      <w:sz w:val="24"/>
+                      <w:szCs w:val="24"/>
                     </w:rPr>
                     <w:t xml:space="preserve">梅山</w:t>
                   </w:r>
@@ -415,8 +415,8 @@
                     <w:rPr>
                       <w:rFonts w:ascii="DFKai-SB" w:hAnsi="DFKai-SB" w:eastAsia="DFKai-SB"/>
                       <w:color w:val="000000"/>
-                      <w:sz w:val="16"/>
-                      <w:szCs w:val="16"/>
+                      <w:sz w:val="24"/>
+                      <w:szCs w:val="24"/>
                     </w:rPr>
                     <w:t xml:space="preserve">－</w:t>
                   </w:r>
@@ -440,8 +440,8 @@
                     <w:rPr>
                       <w:rFonts w:ascii="DFKai-SB" w:hAnsi="DFKai-SB" w:eastAsia="DFKai-SB"/>
                       <w:color w:val="000000"/>
-                      <w:sz w:val="16"/>
-                      <w:szCs w:val="16"/>
+                      <w:sz w:val="24"/>
+                      <w:szCs w:val="24"/>
                     </w:rPr>
                     <w:t xml:space="preserve">349</w:t>
                   </w:r>
@@ -465,8 +465,8 @@
                     <w:rPr>
                       <w:rFonts w:ascii="DFKai-SB" w:hAnsi="DFKai-SB" w:eastAsia="DFKai-SB"/>
                       <w:color w:val="000000"/>
-                      <w:sz w:val="16"/>
-                      <w:szCs w:val="16"/>
+                      <w:sz w:val="24"/>
+                      <w:szCs w:val="24"/>
                     </w:rPr>
                     <w:t xml:space="preserve">2,602.16</w:t>
                   </w:r>
@@ -490,8 +490,8 @@
                     <w:rPr>
                       <w:rFonts w:ascii="DFKai-SB" w:hAnsi="DFKai-SB" w:eastAsia="DFKai-SB"/>
                       <w:color w:val="000000"/>
-                      <w:sz w:val="15"/>
-                      <w:szCs w:val="15"/>
+                      <w:sz w:val="24"/>
+                      <w:szCs w:val="24"/>
                     </w:rPr>
                     <w:t xml:space="preserve">搭排管線</w:t>
                   </w:r>
@@ -515,8 +515,8 @@
                     <w:rPr>
                       <w:rFonts w:ascii="DFKai-SB" w:hAnsi="DFKai-SB" w:eastAsia="DFKai-SB"/>
                       <w:color w:val="000000"/>
-                      <w:sz w:val="16"/>
-                      <w:szCs w:val="16"/>
+                      <w:sz w:val="24"/>
+                      <w:szCs w:val="24"/>
                     </w:rPr>
                     <w:t xml:space="preserve"> </w:t>
                   </w:r>
@@ -540,8 +540,8 @@
                     <w:rPr>
                       <w:rFonts w:ascii="DFKai-SB" w:hAnsi="DFKai-SB" w:eastAsia="DFKai-SB"/>
                       <w:color w:val="000000"/>
-                      <w:sz w:val="16"/>
-                      <w:szCs w:val="16"/>
+                      <w:sz w:val="24"/>
+                      <w:szCs w:val="24"/>
                     </w:rPr>
                     <w:t xml:space="preserve"> </w:t>
                   </w:r>
@@ -565,8 +565,8 @@
                     <w:rPr>
                       <w:rFonts w:ascii="DFKai-SB" w:hAnsi="DFKai-SB" w:eastAsia="DFKai-SB"/>
                       <w:color w:val="000000"/>
-                      <w:sz w:val="16"/>
-                      <w:szCs w:val="16"/>
+                      <w:sz w:val="24"/>
+                      <w:szCs w:val="24"/>
                     </w:rPr>
                     <w:t xml:space="preserve"> </w:t>
                   </w:r>
@@ -590,8 +590,8 @@
                     <w:rPr>
                       <w:rFonts w:ascii="DFKai-SB" w:hAnsi="DFKai-SB" w:eastAsia="DFKai-SB"/>
                       <w:color w:val="000000"/>
-                      <w:sz w:val="16"/>
-                      <w:szCs w:val="16"/>
+                      <w:sz w:val="24"/>
+                      <w:szCs w:val="24"/>
                     </w:rPr>
                     <w:t xml:space="preserve"> </w:t>
                   </w:r>
@@ -615,8 +615,8 @@
                     <w:rPr>
                       <w:rFonts w:ascii="DFKai-SB" w:hAnsi="DFKai-SB" w:eastAsia="DFKai-SB"/>
                       <w:color w:val="000000"/>
-                      <w:sz w:val="16"/>
-                      <w:szCs w:val="16"/>
+                      <w:sz w:val="24"/>
+                      <w:szCs w:val="24"/>
                     </w:rPr>
                     <w:t xml:space="preserve"> </w:t>
                   </w:r>
@@ -640,8 +640,8 @@
                     <w:rPr>
                       <w:rFonts w:ascii="DFKai-SB" w:hAnsi="DFKai-SB" w:eastAsia="DFKai-SB"/>
                       <w:color w:val="000000"/>
-                      <w:sz w:val="15"/>
-                      <w:szCs w:val="15"/>
+                      <w:sz w:val="24"/>
+                      <w:szCs w:val="24"/>
                     </w:rPr>
                     <w:t xml:space="preserve"> </w:t>
                   </w:r>
@@ -665,8 +665,8 @@
                     <w:rPr>
                       <w:rFonts w:ascii="DFKai-SB" w:hAnsi="DFKai-SB" w:eastAsia="DFKai-SB"/>
                       <w:color w:val="000000"/>
-                      <w:sz w:val="16"/>
-                      <w:szCs w:val="16"/>
+                      <w:sz w:val="24"/>
+                      <w:szCs w:val="24"/>
                     </w:rPr>
                     <w:t xml:space="preserve">全部</w:t>
                   </w:r>
@@ -690,8 +690,8 @@
                     <w:rPr>
                       <w:rFonts w:ascii="DFKai-SB" w:hAnsi="DFKai-SB" w:eastAsia="DFKai-SB"/>
                       <w:color w:val="000000"/>
-                      <w:sz w:val="15"/>
-                      <w:szCs w:val="15"/>
+                      <w:sz w:val="18"/>
+                      <w:szCs w:val="18"/>
                     </w:rPr>
                     <w:t xml:space="preserve">G120582948</w:t>
                   </w:r>
@@ -715,8 +715,8 @@
                     <w:rPr>
                       <w:rFonts w:ascii="DFKai-SB" w:hAnsi="DFKai-SB" w:eastAsia="DFKai-SB"/>
                       <w:color w:val="666666"/>
-                      <w:sz w:val="14"/>
-                      <w:szCs w:val="14"/>
+                      <w:sz w:val="24"/>
+                      <w:szCs w:val="24"/>
                     </w:rPr>
                     <w:t xml:space="preserve">宜蘭縣冬山鄉梅林路571之1號</w:t>
                   </w:r>
@@ -950,8 +950,8 @@
                     <w:rPr>
                       <w:rFonts w:ascii="DFKai-SB" w:hAnsi="DFKai-SB" w:eastAsia="DFKai-SB"/>
                       <w:color w:val="000000"/>
-                      <w:sz w:val="15"/>
-                      <w:szCs w:val="15"/>
+                      <w:sz w:val="24"/>
+                      <w:szCs w:val="24"/>
                     </w:rPr>
                     <w:t xml:space="preserve">廠區大門口（含門牌）</w:t>
                   </w:r>
@@ -975,8 +975,8 @@
                     <w:rPr>
                       <w:rFonts w:ascii="DFKai-SB" w:hAnsi="DFKai-SB" w:eastAsia="DFKai-SB"/>
                       <w:color w:val="000000"/>
-                      <w:sz w:val="15"/>
-                      <w:szCs w:val="15"/>
+                      <w:sz w:val="24"/>
+                      <w:szCs w:val="24"/>
                     </w:rPr>
                     <w:t xml:space="preserve">廠區全景</w:t>
                   </w:r>
@@ -1000,8 +1000,8 @@
                     <w:rPr>
                       <w:rFonts w:ascii="DFKai-SB" w:hAnsi="DFKai-SB" w:eastAsia="DFKai-SB"/>
                       <w:color w:val="000000"/>
-                      <w:sz w:val="15"/>
-                      <w:szCs w:val="15"/>
+                      <w:sz w:val="24"/>
+                      <w:szCs w:val="24"/>
                     </w:rPr>
                     <w:t xml:space="preserve">化糞池／放流池</w:t>
                   </w:r>
@@ -1025,8 +1025,8 @@
                     <w:rPr>
                       <w:rFonts w:ascii="DFKai-SB" w:hAnsi="DFKai-SB" w:eastAsia="DFKai-SB"/>
                       <w:color w:val="000000"/>
-                      <w:sz w:val="15"/>
-                      <w:szCs w:val="15"/>
+                      <w:sz w:val="24"/>
+                      <w:szCs w:val="24"/>
                     </w:rPr>
                     <w:t xml:space="preserve">介入點（放流口）</w:t>
                   </w:r>
@@ -1050,8 +1050,8 @@
                     <w:rPr>
                       <w:rFonts w:ascii="DFKai-SB" w:hAnsi="DFKai-SB" w:eastAsia="DFKai-SB"/>
                       <w:color w:val="000000"/>
-                      <w:sz w:val="15"/>
-                      <w:szCs w:val="15"/>
+                      <w:sz w:val="24"/>
+                      <w:szCs w:val="24"/>
                     </w:rPr>
                     <w:t xml:space="preserve">介入渠道上游</w:t>
                   </w:r>
@@ -1075,8 +1075,8 @@
                     <w:rPr>
                       <w:rFonts w:ascii="DFKai-SB" w:hAnsi="DFKai-SB" w:eastAsia="DFKai-SB"/>
                       <w:color w:val="000000"/>
-                      <w:sz w:val="15"/>
-                      <w:szCs w:val="15"/>
+                      <w:sz w:val="24"/>
+                      <w:szCs w:val="24"/>
                     </w:rPr>
                     <w:t xml:space="preserve">介入渠道下游</w:t>
                   </w:r>
@@ -1140,8 +1140,8 @@
                     <w:rPr>
                       <w:rFonts w:ascii="DFKai-SB" w:hAnsi="DFKai-SB" w:eastAsia="DFKai-SB"/>
                       <w:color w:val="000000"/>
-                      <w:sz w:val="17"/>
-                      <w:szCs w:val="17"/>
+                      <w:sz w:val="24"/>
+                      <w:szCs w:val="24"/>
                     </w:rPr>
                     <w:t xml:space="preserve">政達木業有限公司</w:t>
                   </w:r>
@@ -1165,8 +1165,8 @@
                     <w:rPr>
                       <w:rFonts w:ascii="DFKai-SB" w:hAnsi="DFKai-SB" w:eastAsia="DFKai-SB"/>
                       <w:color w:val="000000"/>
-                      <w:sz w:val="14"/>
-                      <w:szCs w:val="14"/>
+                      <w:sz w:val="20"/>
+                      <w:szCs w:val="20"/>
                     </w:rPr>
                     <w:t xml:space="preserve">宜蘭</w:t>
                   </w:r>
@@ -1190,8 +1190,8 @@
                     <w:rPr>
                       <w:rFonts w:ascii="DFKai-SB" w:hAnsi="DFKai-SB" w:eastAsia="DFKai-SB"/>
                       <w:color w:val="000000"/>
-                      <w:sz w:val="14"/>
-                      <w:szCs w:val="14"/>
+                      <w:sz w:val="20"/>
+                      <w:szCs w:val="20"/>
                     </w:rPr>
                     <w:t xml:space="preserve">冬山鄉</w:t>
                   </w:r>
@@ -1215,8 +1215,8 @@
                     <w:rPr>
                       <w:rFonts w:ascii="DFKai-SB" w:hAnsi="DFKai-SB" w:eastAsia="DFKai-SB"/>
                       <w:color w:val="000000"/>
-                      <w:sz w:val="14"/>
-                      <w:szCs w:val="14"/>
+                      <w:sz w:val="20"/>
+                      <w:szCs w:val="20"/>
                     </w:rPr>
                     <w:t xml:space="preserve">梅山</w:t>
                   </w:r>
@@ -1240,8 +1240,8 @@
                     <w:rPr>
                       <w:rFonts w:ascii="DFKai-SB" w:hAnsi="DFKai-SB" w:eastAsia="DFKai-SB"/>
                       <w:color w:val="000000"/>
-                      <w:sz w:val="14"/>
-                      <w:szCs w:val="14"/>
+                      <w:sz w:val="20"/>
+                      <w:szCs w:val="20"/>
                     </w:rPr>
                     <w:t xml:space="preserve">－</w:t>
                   </w:r>
@@ -1265,8 +1265,8 @@
                     <w:rPr>
                       <w:rFonts w:ascii="DFKai-SB" w:hAnsi="DFKai-SB" w:eastAsia="DFKai-SB"/>
                       <w:color w:val="000000"/>
-                      <w:sz w:val="14"/>
-                      <w:szCs w:val="14"/>
+                      <w:sz w:val="20"/>
+                      <w:szCs w:val="20"/>
                     </w:rPr>
                     <w:t xml:space="preserve">349</w:t>
                   </w:r>
@@ -1300,8 +1300,8 @@
                     <w:rPr>
                       <w:rFonts w:ascii="DFKai-SB" w:hAnsi="DFKai-SB" w:eastAsia="DFKai-SB"/>
                       <w:color w:val="000000"/>
-                      <w:sz w:val="16"/>
-                      <w:szCs w:val="16"/>
+                      <w:sz w:val="24"/>
+                      <w:szCs w:val="24"/>
                     </w:rPr>
                     <w:t xml:space="preserve">宜蘭</w:t>
                   </w:r>
@@ -1325,8 +1325,8 @@
                     <w:rPr>
                       <w:rFonts w:ascii="DFKai-SB" w:hAnsi="DFKai-SB" w:eastAsia="DFKai-SB"/>
                       <w:color w:val="000000"/>
-                      <w:sz w:val="17"/>
-                      <w:szCs w:val="17"/>
+                      <w:sz w:val="24"/>
+                      <w:szCs w:val="24"/>
                     </w:rPr>
                     <w:t xml:space="preserve">政達木業有限公司</w:t>
                   </w:r>
@@ -1350,8 +1350,8 @@
                     <w:rPr>
                       <w:rFonts w:ascii="DFKai-SB" w:hAnsi="DFKai-SB" w:eastAsia="DFKai-SB"/>
                       <w:color w:val="000000"/>
-                      <w:sz w:val="17"/>
-                      <w:szCs w:val="17"/>
+                      <w:sz w:val="20"/>
+                      <w:szCs w:val="20"/>
                     </w:rPr>
                     <w:t xml:space="preserve">89497279</w:t>
                   </w:r>
@@ -1375,8 +1375,8 @@
                     <w:rPr>
                       <w:rFonts w:ascii="DFKai-SB" w:hAnsi="DFKai-SB" w:eastAsia="DFKai-SB"/>
                       <w:color w:val="000000"/>
-                      <w:sz w:val="17"/>
-                      <w:szCs w:val="17"/>
+                      <w:sz w:val="24"/>
+                      <w:szCs w:val="24"/>
                     </w:rPr>
                     <w:t xml:space="preserve">陳文政</w:t>
                   </w:r>
@@ -1400,8 +1400,8 @@
                     <w:rPr>
                       <w:rFonts w:ascii="DFKai-SB" w:hAnsi="DFKai-SB" w:eastAsia="DFKai-SB"/>
                       <w:color w:val="000000"/>
-                      <w:sz w:val="16"/>
-                      <w:szCs w:val="16"/>
+                      <w:sz w:val="24"/>
+                      <w:szCs w:val="24"/>
                     </w:rPr>
                     <w:t xml:space="preserve">(03)958-5175／0932-164882</w:t>
                   </w:r>
@@ -1425,8 +1425,8 @@
                     <w:rPr>
                       <w:rFonts w:ascii="DFKai-SB" w:hAnsi="DFKai-SB" w:eastAsia="DFKai-SB"/>
                       <w:color w:val="000000"/>
-                      <w:sz w:val="14"/>
-                      <w:szCs w:val="14"/>
+                      <w:sz w:val="24"/>
+                      <w:szCs w:val="24"/>
                     </w:rPr>
                     <w:t xml:space="preserve">269 宜蘭縣冬山鄉得安村梅林路571-1號</w:t>
                   </w:r>
@@ -1495,8 +1495,8 @@
                     <w:rPr>
                       <w:rFonts w:ascii="DFKai-SB" w:hAnsi="DFKai-SB" w:eastAsia="DFKai-SB"/>
                       <w:color w:val="000000"/>
-                      <w:sz w:val="14"/>
-                      <w:szCs w:val="14"/>
+                      <w:sz w:val="24"/>
+                      <w:szCs w:val="24"/>
                     </w:rPr>
                     <w:t xml:space="preserve">宜蘭縣政府工廠改善計畫核定函（府旅商字第1130980315號）</w:t>
                   </w:r>
